--- a/assets/governance/operating-policies.docx
+++ b/assets/governance/operating-policies.docx
@@ -72,12 +72,7 @@
         <w:jc w:val="center"/>
       </w:pPr>
       <w:r>
-        <w:rPr>
-          <w:rFonts w:ascii="Calibri" w:hAnsi="Calibri"/>
-          <w:b w:val="0"/>
-          <w:color w:val="111111"/>
-        </w:rPr>
-        <w:t>Board review version   October 19 2026</w:t>
+        <w:t>October 19 2026</w:t>
       </w:r>
     </w:p>
     <w:p>
@@ -203,11 +198,7 @@
         <w:spacing w:before="300"/>
       </w:pPr>
       <w:r>
-        <w:rPr>
-          <w:color w:val="555555"/>
-          <w:sz w:val="20"/>
-        </w:rPr>
-        <w:t>Select a heading to jump to that section. Review notes identify conditions to resolve before adoption.</w:t>
+        <w:t>Select a heading to jump to that section.</w:t>
       </w:r>
     </w:p>
     <w:p>
@@ -305,21 +296,6 @@
           <w:color w:val="111111"/>
         </w:rPr>
         <w:t>Leadership reviews identity and eligibility. Authorized club volunteers review public records relevant to the application; record the applicant’s consent before review using Public Record Review Consent in Club Records → Forms and Tools, or an approved online application that records the same consent. Restrict access to authorized admission reviewers. Verify identity before relying on a record and give the applicant an opportunity to correct mistaken identity or explain inaccurate or incomplete information before a final decision. Do not put results in public rosters or general messaging channels. Evaluate concerns under adopted admission criteria, not rumor.</w:t>
-      </w:r>
-    </w:p>
-    <w:p>
-      <w:pPr>
-        <w:spacing w:before="120"/>
-      </w:pPr>
-      <w:r>
-        <w:rPr>
-          <w:rFonts w:ascii="Calibri" w:hAnsi="Calibri"/>
-          <w:b w:val="0"/>
-          <w:i/>
-          <w:color w:val="555555"/>
-          <w:sz w:val="20"/>
-        </w:rPr>
-        <w:t>Review note P1: Todd confirmed volunteer public-record searches under D-187. No screening company, mandatory check for every applicant, lookback period or new exclusion matrix is created. Source criteria and retention details still require final verification. The approved consent must be implemented and its recorded acknowledgment tested before use; its presence in the live 16-page Google Form remains unverified. A later switch to a reporting service requires a separate requirements review.</w:t>
       </w:r>
     </w:p>
     <w:p>
@@ -1112,21 +1088,6 @@
           <w:color w:val="111111"/>
         </w:rPr>
         <w:t>For a gap exception use the Hardship and Rule Exception Request in Club Records → Forms and Tools, obtain the required two-thirds approval with applicant recusal, and retain the reason. Preserve the pre-gap qualifying service, exclude the gap itself, and maintain an accurate history. Unapproved gaps restart an unearned clock. Retain exception records at least seven years and keep the historical award registry permanently.</w:t>
-      </w:r>
-    </w:p>
-    <w:p>
-      <w:pPr>
-        <w:spacing w:before="120"/>
-      </w:pPr>
-      <w:r>
-        <w:rPr>
-          <w:rFonts w:ascii="Calibri" w:hAnsi="Calibri"/>
-          <w:b w:val="0"/>
-          <w:i/>
-          <w:color w:val="555555"/>
-          <w:sz w:val="20"/>
-        </w:rPr>
-        <w:t>Review note P3: Resolve delayed or missing verification evidence fairly before finalizing the procedure. This draft does not create retroactive attendance violations where records or requirements did not previously exist.</w:t>
       </w:r>
     </w:p>
     <w:p>
@@ -2534,21 +2495,6 @@
           <w:color w:val="111111"/>
         </w:rPr>
         <w:t>Use current IRS acknowledgment and disclosure requirements, including qualifying gifts of $250 or more and applicable quid pro quo disclosures. Do not promise every payment, ticket, sponsorship, purchase, or donated service is deductible. Identify any benefit provided accurately. The Treasurer verifies the correct annual return or notice, due date, extension, and state obligations; the source's blanket February 28 deadline is not retained as a legal filing date.</w:t>
-      </w:r>
-    </w:p>
-    <w:p>
-      <w:pPr>
-        <w:spacing w:before="120"/>
-      </w:pPr>
-      <w:r>
-        <w:rPr>
-          <w:rFonts w:ascii="Calibri" w:hAnsi="Calibri"/>
-          <w:b w:val="0"/>
-          <w:i/>
-          <w:color w:val="555555"/>
-          <w:sz w:val="20"/>
-        </w:rPr>
-        <w:t>Review note P5: Confirm the Club's legal entity, tax status, exact filings, and acknowledgment template. IRS guidance generally places the annual exempt return on the fifteenth day of the fifth month after the accounting period ends; applicability and extensions must be checked for the actual filing.</w:t>
       </w:r>
     </w:p>
     <w:p>
@@ -4746,12 +4692,7 @@
     <w:p>
       <w:pPr/>
       <w:r>
-        <w:rPr>
-          <w:rFonts w:ascii="Calibri" w:hAnsi="Calibri"/>
-          <w:b w:val="0"/>
-          <w:color w:val="111111"/>
-        </w:rPr>
-        <w:t>The Treasurer or assigned merchandise lead updates costs. The Board reviews tiers annually or when costs or priorities materially change. Adopted tier changes must update both policy and calculation tool. Review note P7: Existing spreadsheet rates are hard-coded in individual formulas; changing a displayed matrix alone does not update them. The existing workbook has not been modified or recalculated in this package. Zero or negative cost and any nonstandard cost precision need an explicit handling rule before a revised tool is released.</w:t>
+        <w:t>The Treasurer or assigned merchandise lead updates costs. The Board reviews tiers annually or when costs or priorities materially change. Adopted tier changes must update both policy and calculation tool.</w:t>
       </w:r>
     </w:p>
     <w:p>
@@ -5622,6 +5563,7 @@
       <w:headerReference w:type="default" r:id="rId9"/>
       <w:footerReference w:type="default" r:id="rId10"/>
       <w:footerReference w:type="first" r:id="rId12"/>
+      <w:headerReference w:type="first" r:id="rId13"/>
       <w:pgSz w:w="12240" w:h="15840"/>
       <w:pgMar w:top="1080" w:right="1152" w:bottom="1008" w:left="1152" w:header="432" w:footer="432" w:gutter="0"/>
       <w:cols w:space="720"/>
@@ -5647,7 +5589,7 @@
         <w:color w:val="555555"/>
         <w:sz w:val="16"/>
       </w:rPr>
-      <w:t>BOARD REVIEW  •  OCTOBER 19 2026</w:t>
+      <w:t>OCTOBER 19 2026</w:t>
       <w:tab/>
     </w:r>
     <w:fldSimple w:instr="PAGE"/>
@@ -5662,13 +5604,6 @@
       <w:pStyle w:val="Footer"/>
       <w:jc w:val="center"/>
     </w:pPr>
-    <w:r>
-      <w:rPr>
-        <w:color w:val="555555"/>
-        <w:sz w:val="18"/>
-      </w:rPr>
-      <w:t>DOCUMENT   •   NOT YET ADOPTED</w:t>
-    </w:r>
   </w:p>
 </w:ftr>
 </file>
@@ -5687,6 +5622,16 @@
       </w:rPr>
       <w:t>BONESHAKERS SOCIAL CLUB   |   OPERATING POLICIES</w:t>
     </w:r>
+  </w:p>
+</w:hdr>
+</file>
+
+<file path=word/header2.xml><?xml version="1.0" encoding="utf-8"?>
+<w:hdr xmlns:m="http://schemas.openxmlformats.org/officeDocument/2006/math" xmlns:mc="http://schemas.openxmlformats.org/markup-compatibility/2006" xmlns:mo="http://schemas.microsoft.com/office/mac/office/2008/main" xmlns:mv="urn:schemas-microsoft-com:mac:vml" xmlns:o="urn:schemas-microsoft-com:office:office" xmlns:r="http://schemas.openxmlformats.org/officeDocument/2006/relationships" xmlns:v="urn:schemas-microsoft-com:vml" xmlns:w10="urn:schemas-microsoft-com:office:word" xmlns:w14="http://schemas.microsoft.com/office/word/2010/wordml" xmlns:w="http://schemas.openxmlformats.org/wordprocessingml/2006/main" xmlns:wne="http://schemas.microsoft.com/office/word/2006/wordml" xmlns:wp14="http://schemas.microsoft.com/office/word/2010/wordprocessingDrawing" xmlns:wp="http://schemas.openxmlformats.org/drawingml/2006/wordprocessingDrawing" xmlns:wpc="http://schemas.microsoft.com/office/word/2010/wordprocessingCanvas" xmlns:wpg="http://schemas.microsoft.com/office/word/2010/wordprocessingGroup" xmlns:wpi="http://schemas.microsoft.com/office/word/2010/wordprocessingInk" xmlns:wps="http://schemas.microsoft.com/office/word/2010/wordprocessingShape" mc:Ignorable="w14 wp14">
+  <w:p>
+    <w:pPr>
+      <w:pStyle w:val="Header"/>
+    </w:pPr>
   </w:p>
 </w:hdr>
 </file>

--- a/assets/governance/operating-policies.docx
+++ b/assets/governance/operating-policies.docx
@@ -5589,7 +5589,7 @@
         <w:color w:val="555555"/>
         <w:sz w:val="16"/>
       </w:rPr>
-      <w:t>OCTOBER 19 2026</w:t>
+      <w:t/>
       <w:tab/>
     </w:r>
     <w:fldSimple w:instr="PAGE"/>

--- a/assets/governance/operating-policies.docx
+++ b/assets/governance/operating-policies.docx
@@ -10,7 +10,7 @@
       <w:r>
         <w:drawing>
           <wp:inline xmlns:a="http://schemas.openxmlformats.org/drawingml/2006/main" xmlns:pic="http://schemas.openxmlformats.org/drawingml/2006/picture">
-            <wp:extent cx="1645920" cy="1645920"/>
+            <wp:extent cx="3291840" cy="3291840"/>
             <wp:docPr id="1" name="Picture 1"/>
             <wp:cNvGraphicFramePr>
               <a:graphicFrameLocks noChangeAspect="1"/>
@@ -31,7 +31,7 @@
                   <pic:spPr>
                     <a:xfrm>
                       <a:off x="0" y="0"/>
-                      <a:ext cx="1645920" cy="1645920"/>
+                      <a:ext cx="3291840" cy="3291840"/>
                     </a:xfrm>
                     <a:prstGeom prst="rect"/>
                   </pic:spPr>
@@ -79,6 +79,7 @@
       <w:pPr>
         <w:pageBreakBefore/>
         <w:spacing w:after="220"/>
+        <w:jc w:val="center"/>
       </w:pPr>
       <w:hyperlink w:anchor="bssc_section_1">
         <w:r>
@@ -92,6 +93,7 @@
     <w:p>
       <w:pPr>
         <w:spacing w:after="220"/>
+        <w:jc w:val="center"/>
       </w:pPr>
       <w:hyperlink w:anchor="bssc_section_2">
         <w:r>
@@ -105,6 +107,7 @@
     <w:p>
       <w:pPr>
         <w:spacing w:after="220"/>
+        <w:jc w:val="center"/>
       </w:pPr>
       <w:hyperlink w:anchor="bssc_section_3">
         <w:r>
@@ -118,6 +121,7 @@
     <w:p>
       <w:pPr>
         <w:spacing w:after="220"/>
+        <w:jc w:val="center"/>
       </w:pPr>
       <w:hyperlink w:anchor="bssc_section_4">
         <w:r>
@@ -131,6 +135,7 @@
     <w:p>
       <w:pPr>
         <w:spacing w:after="220"/>
+        <w:jc w:val="center"/>
       </w:pPr>
       <w:hyperlink w:anchor="bssc_section_5">
         <w:r>
@@ -144,6 +149,7 @@
     <w:p>
       <w:pPr>
         <w:spacing w:after="220"/>
+        <w:jc w:val="center"/>
       </w:pPr>
       <w:hyperlink w:anchor="bssc_section_6">
         <w:r>
@@ -157,6 +163,7 @@
     <w:p>
       <w:pPr>
         <w:spacing w:after="220"/>
+        <w:jc w:val="center"/>
       </w:pPr>
       <w:hyperlink w:anchor="bssc_section_7">
         <w:r>
@@ -170,6 +177,7 @@
     <w:p>
       <w:pPr>
         <w:spacing w:after="220"/>
+        <w:jc w:val="center"/>
       </w:pPr>
       <w:hyperlink w:anchor="bssc_section_8">
         <w:r>
@@ -183,6 +191,7 @@
     <w:p>
       <w:pPr>
         <w:spacing w:after="220"/>
+        <w:jc w:val="center"/>
       </w:pPr>
       <w:hyperlink w:anchor="bssc_section_9">
         <w:r>
@@ -196,6 +205,7 @@
     <w:p>
       <w:pPr>
         <w:spacing w:before="300"/>
+        <w:jc w:val="center"/>
       </w:pPr>
       <w:r>
         <w:t>Select a heading to jump to that section.</w:t>
@@ -455,7 +465,7 @@
                 <w:rFonts w:ascii="Calibri" w:hAnsi="Calibri"/>
                 <w:b/>
                 <w:color w:val="FFFFFF"/>
-                <w:sz w:val="21"/>
+                <w:sz w:val="24"/>
               </w:rPr>
               <w:t>Charge</w:t>
             </w:r>
@@ -488,7 +498,7 @@
                 <w:rFonts w:ascii="Calibri" w:hAnsi="Calibri"/>
                 <w:b/>
                 <w:color w:val="FFFFFF"/>
-                <w:sz w:val="21"/>
+                <w:sz w:val="24"/>
               </w:rPr>
               <w:t>Amount and timing</w:t>
             </w:r>
@@ -526,7 +536,7 @@
                 <w:rFonts w:ascii="Calibri" w:hAnsi="Calibri"/>
                 <w:b w:val="0"/>
                 <w:color w:val="111111"/>
-                <w:sz w:val="21"/>
+                <w:sz w:val="24"/>
               </w:rPr>
               <w:t>Annual full-member dues</w:t>
             </w:r>
@@ -559,7 +569,7 @@
                 <w:rFonts w:ascii="Calibri" w:hAnsi="Calibri"/>
                 <w:b w:val="0"/>
                 <w:color w:val="111111"/>
-                <w:sz w:val="21"/>
+                <w:sz w:val="24"/>
               </w:rPr>
               <w:t>$50 unless exempt</w:t>
             </w:r>
@@ -597,7 +607,7 @@
                 <w:rFonts w:ascii="Calibri" w:hAnsi="Calibri"/>
                 <w:b w:val="0"/>
                 <w:color w:val="111111"/>
-                <w:sz w:val="21"/>
+                <w:sz w:val="24"/>
               </w:rPr>
               <w:t>New applicant initial payment</w:t>
             </w:r>
@@ -630,7 +640,7 @@
                 <w:rFonts w:ascii="Calibri" w:hAnsi="Calibri"/>
                 <w:b w:val="0"/>
                 <w:color w:val="111111"/>
-                <w:sz w:val="21"/>
+                <w:sz w:val="24"/>
               </w:rPr>
               <w:t>$50 nonrefundable at application or next regular meeting credited toward initial membership</w:t>
             </w:r>
@@ -668,7 +678,7 @@
                 <w:rFonts w:ascii="Calibri" w:hAnsi="Calibri"/>
                 <w:b w:val="0"/>
                 <w:color w:val="111111"/>
-                <w:sz w:val="21"/>
+                <w:sz w:val="24"/>
               </w:rPr>
               <w:t>New member patch payment</w:t>
             </w:r>
@@ -701,7 +711,7 @@
                 <w:rFonts w:ascii="Calibri" w:hAnsi="Calibri"/>
                 <w:b w:val="0"/>
                 <w:color w:val="111111"/>
-                <w:sz w:val="21"/>
+                <w:sz w:val="24"/>
               </w:rPr>
               <w:t>$50 at acceptance and patch issuance</w:t>
             </w:r>
@@ -739,7 +749,7 @@
                 <w:rFonts w:ascii="Calibri" w:hAnsi="Calibri"/>
                 <w:b w:val="0"/>
                 <w:color w:val="111111"/>
-                <w:sz w:val="21"/>
+                <w:sz w:val="24"/>
               </w:rPr>
               <w:t>Reinstatement fee</w:t>
             </w:r>
@@ -772,7 +782,7 @@
                 <w:rFonts w:ascii="Calibri" w:hAnsi="Calibri"/>
                 <w:b w:val="0"/>
                 <w:color w:val="111111"/>
-                <w:sz w:val="21"/>
+                <w:sz w:val="24"/>
               </w:rPr>
               <w:t>$25 after approval in addition to applicable $50 dues</w:t>
             </w:r>
@@ -810,7 +820,7 @@
                 <w:rFonts w:ascii="Calibri" w:hAnsi="Calibri"/>
                 <w:b w:val="0"/>
                 <w:color w:val="111111"/>
-                <w:sz w:val="21"/>
+                <w:sz w:val="24"/>
               </w:rPr>
               <w:t>Online processing</w:t>
             </w:r>
@@ -843,7 +853,7 @@
                 <w:rFonts w:ascii="Calibri" w:hAnsi="Calibri"/>
                 <w:b w:val="0"/>
                 <w:color w:val="111111"/>
-                <w:sz w:val="21"/>
+                <w:sz w:val="24"/>
               </w:rPr>
               <w:t>Board-approved cost-based amount disclosed separately before payment</w:t>
             </w:r>
@@ -881,7 +891,7 @@
                 <w:rFonts w:ascii="Calibri" w:hAnsi="Calibri"/>
                 <w:b w:val="0"/>
                 <w:color w:val="111111"/>
-                <w:sz w:val="21"/>
+                <w:sz w:val="24"/>
               </w:rPr>
               <w:t>Ordinary Lifer or Past President annual dues</w:t>
             </w:r>
@@ -914,7 +924,7 @@
                 <w:rFonts w:ascii="Calibri" w:hAnsi="Calibri"/>
                 <w:b w:val="0"/>
                 <w:color w:val="111111"/>
-                <w:sz w:val="21"/>
+                <w:sz w:val="24"/>
               </w:rPr>
               <w:t>$0 with annual confirmation</w:t>
             </w:r>
@@ -952,7 +962,7 @@
                 <w:rFonts w:ascii="Calibri" w:hAnsi="Calibri"/>
                 <w:b w:val="0"/>
                 <w:color w:val="111111"/>
-                <w:sz w:val="21"/>
+                <w:sz w:val="24"/>
               </w:rPr>
               <w:t>Honorary annual dues</w:t>
             </w:r>
@@ -985,7 +995,7 @@
                 <w:rFonts w:ascii="Calibri" w:hAnsi="Calibri"/>
                 <w:b w:val="0"/>
                 <w:color w:val="111111"/>
-                <w:sz w:val="21"/>
+                <w:sz w:val="24"/>
               </w:rPr>
               <w:t>$0 with annual confirmation</w:t>
             </w:r>
@@ -1933,7 +1943,7 @@
                 <w:rFonts w:ascii="Calibri" w:hAnsi="Calibri"/>
                 <w:b/>
                 <w:color w:val="FFFFFF"/>
-                <w:sz w:val="21"/>
+                <w:sz w:val="24"/>
               </w:rPr>
               <w:t>Budget step</w:t>
             </w:r>
@@ -1966,7 +1976,7 @@
                 <w:rFonts w:ascii="Calibri" w:hAnsi="Calibri"/>
                 <w:b/>
                 <w:color w:val="FFFFFF"/>
-                <w:sz w:val="21"/>
+                <w:sz w:val="24"/>
               </w:rPr>
               <w:t>Deadline</w:t>
             </w:r>
@@ -2004,7 +2014,7 @@
                 <w:rFonts w:ascii="Calibri" w:hAnsi="Calibri"/>
                 <w:b w:val="0"/>
                 <w:color w:val="111111"/>
-                <w:sz w:val="21"/>
+                <w:sz w:val="24"/>
               </w:rPr>
               <w:t>Treasurer begins preparation</w:t>
             </w:r>
@@ -2037,7 +2047,7 @@
                 <w:rFonts w:ascii="Calibri" w:hAnsi="Calibri"/>
                 <w:b w:val="0"/>
                 <w:color w:val="111111"/>
-                <w:sz w:val="21"/>
+                <w:sz w:val="24"/>
               </w:rPr>
               <w:t>September</w:t>
             </w:r>
@@ -2075,7 +2085,7 @@
                 <w:rFonts w:ascii="Calibri" w:hAnsi="Calibri"/>
                 <w:b w:val="0"/>
                 <w:color w:val="111111"/>
-                <w:sz w:val="21"/>
+                <w:sz w:val="24"/>
               </w:rPr>
               <w:t>Draft to President</w:t>
             </w:r>
@@ -2108,7 +2118,7 @@
                 <w:rFonts w:ascii="Calibri" w:hAnsi="Calibri"/>
                 <w:b w:val="0"/>
                 <w:color w:val="111111"/>
-                <w:sz w:val="21"/>
+                <w:sz w:val="24"/>
               </w:rPr>
               <w:t>October 15</w:t>
             </w:r>
@@ -2146,7 +2156,7 @@
                 <w:rFonts w:ascii="Calibri" w:hAnsi="Calibri"/>
                 <w:b w:val="0"/>
                 <w:color w:val="111111"/>
-                <w:sz w:val="21"/>
+                <w:sz w:val="24"/>
               </w:rPr>
               <w:t>President returns comments to Treasurer</w:t>
             </w:r>
@@ -2179,7 +2189,7 @@
                 <w:rFonts w:ascii="Calibri" w:hAnsi="Calibri"/>
                 <w:b w:val="0"/>
                 <w:color w:val="111111"/>
-                <w:sz w:val="21"/>
+                <w:sz w:val="24"/>
               </w:rPr>
               <w:t>October 31</w:t>
             </w:r>
@@ -2217,7 +2227,7 @@
                 <w:rFonts w:ascii="Calibri" w:hAnsi="Calibri"/>
                 <w:b w:val="0"/>
                 <w:color w:val="111111"/>
-                <w:sz w:val="21"/>
+                <w:sz w:val="24"/>
               </w:rPr>
               <w:t>Revised proposal to Board</w:t>
             </w:r>
@@ -2250,7 +2260,7 @@
                 <w:rFonts w:ascii="Calibri" w:hAnsi="Calibri"/>
                 <w:b w:val="0"/>
                 <w:color w:val="111111"/>
-                <w:sz w:val="21"/>
+                <w:sz w:val="24"/>
               </w:rPr>
               <w:t>November 15</w:t>
             </w:r>
@@ -2288,7 +2298,7 @@
                 <w:rFonts w:ascii="Calibri" w:hAnsi="Calibri"/>
                 <w:b w:val="0"/>
                 <w:color w:val="111111"/>
-                <w:sz w:val="21"/>
+                <w:sz w:val="24"/>
               </w:rPr>
               <w:t>Target adoption</w:t>
             </w:r>
@@ -2321,7 +2331,7 @@
                 <w:rFonts w:ascii="Calibri" w:hAnsi="Calibri"/>
                 <w:b w:val="0"/>
                 <w:color w:val="111111"/>
-                <w:sz w:val="21"/>
+                <w:sz w:val="24"/>
               </w:rPr>
               <w:t>Last Tuesday in November</w:t>
             </w:r>
@@ -2359,7 +2369,7 @@
                 <w:rFonts w:ascii="Calibri" w:hAnsi="Calibri"/>
                 <w:b w:val="0"/>
                 <w:color w:val="111111"/>
-                <w:sz w:val="21"/>
+                <w:sz w:val="24"/>
               </w:rPr>
               <w:t>Fallback adoption</w:t>
             </w:r>
@@ -2392,7 +2402,7 @@
                 <w:rFonts w:ascii="Calibri" w:hAnsi="Calibri"/>
                 <w:b w:val="0"/>
                 <w:color w:val="111111"/>
-                <w:sz w:val="21"/>
+                <w:sz w:val="24"/>
               </w:rPr>
               <w:t>December before January 1</w:t>
             </w:r>
@@ -2579,7 +2589,7 @@
                 <w:rFonts w:ascii="Calibri" w:hAnsi="Calibri"/>
                 <w:b/>
                 <w:color w:val="FFFFFF"/>
-                <w:sz w:val="21"/>
+                <w:sz w:val="24"/>
               </w:rPr>
               <w:t>Category</w:t>
             </w:r>
@@ -2612,7 +2622,7 @@
                 <w:rFonts w:ascii="Calibri" w:hAnsi="Calibri"/>
                 <w:b/>
                 <w:color w:val="FFFFFF"/>
-                <w:sz w:val="21"/>
+                <w:sz w:val="24"/>
               </w:rPr>
               <w:t>Standard range or limit</w:t>
             </w:r>
@@ -2650,7 +2660,7 @@
                 <w:rFonts w:ascii="Calibri" w:hAnsi="Calibri"/>
                 <w:b w:val="0"/>
                 <w:color w:val="111111"/>
-                <w:sz w:val="21"/>
+                <w:sz w:val="24"/>
               </w:rPr>
               <w:t>Internal hardship for eligible current members or connected former members</w:t>
             </w:r>
@@ -2683,7 +2693,7 @@
                 <w:rFonts w:ascii="Calibri" w:hAnsi="Calibri"/>
                 <w:b w:val="0"/>
                 <w:color w:val="111111"/>
-                <w:sz w:val="21"/>
+                <w:sz w:val="24"/>
               </w:rPr>
               <w:t>Up to $500 per individual no more than once per 12 months unless authorized exception</w:t>
             </w:r>
@@ -2721,7 +2731,7 @@
                 <w:rFonts w:ascii="Calibri" w:hAnsi="Calibri"/>
                 <w:b w:val="0"/>
                 <w:color w:val="111111"/>
-                <w:sz w:val="21"/>
+                <w:sz w:val="24"/>
               </w:rPr>
               <w:t>Connected causes and community partners</w:t>
             </w:r>
@@ -2754,7 +2764,7 @@
                 <w:rFonts w:ascii="Calibri" w:hAnsi="Calibri"/>
                 <w:b w:val="0"/>
                 <w:color w:val="111111"/>
-                <w:sz w:val="21"/>
+                <w:sz w:val="24"/>
               </w:rPr>
               <w:t>$100 to $300</w:t>
             </w:r>
@@ -2792,7 +2802,7 @@
                 <w:rFonts w:ascii="Calibri" w:hAnsi="Calibri"/>
                 <w:b w:val="0"/>
                 <w:color w:val="111111"/>
-                <w:sz w:val="21"/>
+                <w:sz w:val="24"/>
               </w:rPr>
               <w:t>External community causes aligned with mission</w:t>
             </w:r>
@@ -2825,7 +2835,7 @@
                 <w:rFonts w:ascii="Calibri" w:hAnsi="Calibri"/>
                 <w:b w:val="0"/>
                 <w:color w:val="111111"/>
-                <w:sz w:val="21"/>
+                <w:sz w:val="24"/>
               </w:rPr>
               <w:t>$50 to $150</w:t>
             </w:r>
@@ -2974,7 +2984,7 @@
                 <w:rFonts w:ascii="Calibri" w:hAnsi="Calibri"/>
                 <w:b/>
                 <w:color w:val="FFFFFF"/>
-                <w:sz w:val="21"/>
+                <w:sz w:val="24"/>
               </w:rPr>
               <w:t>Tier</w:t>
             </w:r>
@@ -3007,7 +3017,7 @@
                 <w:rFonts w:ascii="Calibri" w:hAnsi="Calibri"/>
                 <w:b/>
                 <w:color w:val="FFFFFF"/>
-                <w:sz w:val="21"/>
+                <w:sz w:val="24"/>
               </w:rPr>
               <w:t>Club responsibility</w:t>
             </w:r>
@@ -3040,7 +3050,7 @@
                 <w:rFonts w:ascii="Calibri" w:hAnsi="Calibri"/>
                 <w:b/>
                 <w:color w:val="FFFFFF"/>
-                <w:sz w:val="21"/>
+                <w:sz w:val="24"/>
               </w:rPr>
               <w:t>Standard allocation</w:t>
             </w:r>
@@ -3078,7 +3088,7 @@
                 <w:rFonts w:ascii="Calibri" w:hAnsi="Calibri"/>
                 <w:b w:val="0"/>
                 <w:color w:val="111111"/>
-                <w:sz w:val="21"/>
+                <w:sz w:val="24"/>
               </w:rPr>
               <w:t>I</w:t>
             </w:r>
@@ -3111,7 +3121,7 @@
                 <w:rFonts w:ascii="Calibri" w:hAnsi="Calibri"/>
                 <w:b w:val="0"/>
                 <w:color w:val="111111"/>
-                <w:sz w:val="21"/>
+                <w:sz w:val="24"/>
               </w:rPr>
               <w:t>Promotional support without substantial staffing management or financial administration</w:t>
             </w:r>
@@ -3144,7 +3154,7 @@
                 <w:rFonts w:ascii="Calibri" w:hAnsi="Calibri"/>
                 <w:b w:val="0"/>
                 <w:color w:val="111111"/>
-                <w:sz w:val="21"/>
+                <w:sz w:val="24"/>
               </w:rPr>
               <w:t>0 percent</w:t>
             </w:r>
@@ -3182,7 +3192,7 @@
                 <w:rFonts w:ascii="Calibri" w:hAnsi="Calibri"/>
                 <w:b w:val="0"/>
                 <w:color w:val="111111"/>
-                <w:sz w:val="21"/>
+                <w:sz w:val="24"/>
               </w:rPr>
               <w:t>II</w:t>
             </w:r>
@@ -3215,7 +3225,7 @@
                 <w:rFonts w:ascii="Calibri" w:hAnsi="Calibri"/>
                 <w:b w:val="0"/>
                 <w:color w:val="111111"/>
-                <w:sz w:val="21"/>
+                <w:sz w:val="24"/>
               </w:rPr>
               <w:t>Volunteer or limited operational support</w:t>
             </w:r>
@@ -3248,7 +3258,7 @@
                 <w:rFonts w:ascii="Calibri" w:hAnsi="Calibri"/>
                 <w:b w:val="0"/>
                 <w:color w:val="111111"/>
-                <w:sz w:val="21"/>
+                <w:sz w:val="24"/>
               </w:rPr>
               <w:t>10 percent</w:t>
             </w:r>
@@ -3286,7 +3296,7 @@
                 <w:rFonts w:ascii="Calibri" w:hAnsi="Calibri"/>
                 <w:b w:val="0"/>
                 <w:color w:val="111111"/>
-                <w:sz w:val="21"/>
+                <w:sz w:val="24"/>
               </w:rPr>
               <w:t>III</w:t>
             </w:r>
@@ -3319,7 +3329,7 @@
                 <w:rFonts w:ascii="Calibri" w:hAnsi="Calibri"/>
                 <w:b w:val="0"/>
                 <w:color w:val="111111"/>
-                <w:sz w:val="21"/>
+                <w:sz w:val="24"/>
               </w:rPr>
               <w:t>Significant planning management promotion collection or administration</w:t>
             </w:r>
@@ -3352,7 +3362,7 @@
                 <w:rFonts w:ascii="Calibri" w:hAnsi="Calibri"/>
                 <w:b w:val="0"/>
                 <w:color w:val="111111"/>
-                <w:sz w:val="21"/>
+                <w:sz w:val="24"/>
               </w:rPr>
               <w:t>15 percent</w:t>
             </w:r>
@@ -3390,7 +3400,7 @@
                 <w:rFonts w:ascii="Calibri" w:hAnsi="Calibri"/>
                 <w:b w:val="0"/>
                 <w:color w:val="111111"/>
-                <w:sz w:val="21"/>
+                <w:sz w:val="24"/>
               </w:rPr>
               <w:t>IV</w:t>
             </w:r>
@@ -3423,7 +3433,7 @@
                 <w:rFonts w:ascii="Calibri" w:hAnsi="Calibri"/>
                 <w:b w:val="0"/>
                 <w:color w:val="111111"/>
-                <w:sz w:val="21"/>
+                <w:sz w:val="24"/>
               </w:rPr>
               <w:t>BSSC is primary organizer or administrator</w:t>
             </w:r>
@@ -3456,7 +3466,7 @@
                 <w:rFonts w:ascii="Calibri" w:hAnsi="Calibri"/>
                 <w:b w:val="0"/>
                 <w:color w:val="111111"/>
-                <w:sz w:val="21"/>
+                <w:sz w:val="24"/>
               </w:rPr>
               <w:t>20 percent</w:t>
             </w:r>
@@ -3619,7 +3629,7 @@
                 <w:rFonts w:ascii="Calibri" w:hAnsi="Calibri"/>
                 <w:b/>
                 <w:color w:val="FFFFFF"/>
-                <w:sz w:val="21"/>
+                <w:sz w:val="24"/>
               </w:rPr>
               <w:t>All-in cost</w:t>
             </w:r>
@@ -3652,7 +3662,7 @@
                 <w:rFonts w:ascii="Calibri" w:hAnsi="Calibri"/>
                 <w:b/>
                 <w:color w:val="FFFFFF"/>
-                <w:sz w:val="21"/>
+                <w:sz w:val="24"/>
               </w:rPr>
               <w:t>Markup</w:t>
             </w:r>
@@ -3690,7 +3700,7 @@
                 <w:rFonts w:ascii="Calibri" w:hAnsi="Calibri"/>
                 <w:b w:val="0"/>
                 <w:color w:val="111111"/>
-                <w:sz w:val="21"/>
+                <w:sz w:val="24"/>
               </w:rPr>
               <w:t>Under $20</w:t>
             </w:r>
@@ -3723,7 +3733,7 @@
                 <w:rFonts w:ascii="Calibri" w:hAnsi="Calibri"/>
                 <w:b w:val="0"/>
                 <w:color w:val="111111"/>
-                <w:sz w:val="21"/>
+                <w:sz w:val="24"/>
               </w:rPr>
               <w:t>75 percent</w:t>
             </w:r>
@@ -3761,7 +3771,7 @@
                 <w:rFonts w:ascii="Calibri" w:hAnsi="Calibri"/>
                 <w:b w:val="0"/>
                 <w:color w:val="111111"/>
-                <w:sz w:val="21"/>
+                <w:sz w:val="24"/>
               </w:rPr>
               <w:t>$20 through $29.99</w:t>
             </w:r>
@@ -3794,7 +3804,7 @@
                 <w:rFonts w:ascii="Calibri" w:hAnsi="Calibri"/>
                 <w:b w:val="0"/>
                 <w:color w:val="111111"/>
-                <w:sz w:val="21"/>
+                <w:sz w:val="24"/>
               </w:rPr>
               <w:t>60 percent</w:t>
             </w:r>
@@ -3832,7 +3842,7 @@
                 <w:rFonts w:ascii="Calibri" w:hAnsi="Calibri"/>
                 <w:b w:val="0"/>
                 <w:color w:val="111111"/>
-                <w:sz w:val="21"/>
+                <w:sz w:val="24"/>
               </w:rPr>
               <w:t>$30 through $39.99</w:t>
             </w:r>
@@ -3865,7 +3875,7 @@
                 <w:rFonts w:ascii="Calibri" w:hAnsi="Calibri"/>
                 <w:b w:val="0"/>
                 <w:color w:val="111111"/>
-                <w:sz w:val="21"/>
+                <w:sz w:val="24"/>
               </w:rPr>
               <w:t>50 percent</w:t>
             </w:r>
@@ -3903,7 +3913,7 @@
                 <w:rFonts w:ascii="Calibri" w:hAnsi="Calibri"/>
                 <w:b w:val="0"/>
                 <w:color w:val="111111"/>
-                <w:sz w:val="21"/>
+                <w:sz w:val="24"/>
               </w:rPr>
               <w:t>$40 or more</w:t>
             </w:r>
@@ -3936,7 +3946,7 @@
                 <w:rFonts w:ascii="Calibri" w:hAnsi="Calibri"/>
                 <w:b w:val="0"/>
                 <w:color w:val="111111"/>
-                <w:sz w:val="21"/>
+                <w:sz w:val="24"/>
               </w:rPr>
               <w:t>40 percent</w:t>
             </w:r>
@@ -4005,7 +4015,7 @@
                 <w:rFonts w:ascii="Calibri" w:hAnsi="Calibri"/>
                 <w:b/>
                 <w:color w:val="FFFFFF"/>
-                <w:sz w:val="21"/>
+                <w:sz w:val="24"/>
               </w:rPr>
               <w:t>Item example</w:t>
             </w:r>
@@ -4038,7 +4048,7 @@
                 <w:rFonts w:ascii="Calibri" w:hAnsi="Calibri"/>
                 <w:b/>
                 <w:color w:val="FFFFFF"/>
-                <w:sz w:val="21"/>
+                <w:sz w:val="24"/>
               </w:rPr>
               <w:t>Cost</w:t>
             </w:r>
@@ -4071,7 +4081,7 @@
                 <w:rFonts w:ascii="Calibri" w:hAnsi="Calibri"/>
                 <w:b/>
                 <w:color w:val="FFFFFF"/>
-                <w:sz w:val="21"/>
+                <w:sz w:val="24"/>
               </w:rPr>
               <w:t>Retail</w:t>
             </w:r>
@@ -4104,7 +4114,7 @@
                 <w:rFonts w:ascii="Calibri" w:hAnsi="Calibri"/>
                 <w:b/>
                 <w:color w:val="FFFFFF"/>
-                <w:sz w:val="21"/>
+                <w:sz w:val="24"/>
               </w:rPr>
               <w:t>Gross profit</w:t>
             </w:r>
@@ -4142,7 +4152,7 @@
                 <w:rFonts w:ascii="Calibri" w:hAnsi="Calibri"/>
                 <w:b w:val="0"/>
                 <w:color w:val="111111"/>
-                <w:sz w:val="21"/>
+                <w:sz w:val="24"/>
               </w:rPr>
               <w:t>Short sleeve shirt</w:t>
             </w:r>
@@ -4175,7 +4185,7 @@
                 <w:rFonts w:ascii="Calibri" w:hAnsi="Calibri"/>
                 <w:b w:val="0"/>
                 <w:color w:val="111111"/>
-                <w:sz w:val="21"/>
+                <w:sz w:val="24"/>
               </w:rPr>
               <w:t>$13.25</w:t>
             </w:r>
@@ -4208,7 +4218,7 @@
                 <w:rFonts w:ascii="Calibri" w:hAnsi="Calibri"/>
                 <w:b w:val="0"/>
                 <w:color w:val="111111"/>
-                <w:sz w:val="21"/>
+                <w:sz w:val="24"/>
               </w:rPr>
               <w:t>$25</w:t>
             </w:r>
@@ -4241,7 +4251,7 @@
                 <w:rFonts w:ascii="Calibri" w:hAnsi="Calibri"/>
                 <w:b w:val="0"/>
                 <w:color w:val="111111"/>
-                <w:sz w:val="21"/>
+                <w:sz w:val="24"/>
               </w:rPr>
               <w:t>$11.75</w:t>
             </w:r>
@@ -4279,7 +4289,7 @@
                 <w:rFonts w:ascii="Calibri" w:hAnsi="Calibri"/>
                 <w:b w:val="0"/>
                 <w:color w:val="111111"/>
-                <w:sz w:val="21"/>
+                <w:sz w:val="24"/>
               </w:rPr>
               <w:t>Long sleeve shirt</w:t>
             </w:r>
@@ -4312,7 +4322,7 @@
                 <w:rFonts w:ascii="Calibri" w:hAnsi="Calibri"/>
                 <w:b w:val="0"/>
                 <w:color w:val="111111"/>
-                <w:sz w:val="21"/>
+                <w:sz w:val="24"/>
               </w:rPr>
               <w:t>$22.75</w:t>
             </w:r>
@@ -4345,7 +4355,7 @@
                 <w:rFonts w:ascii="Calibri" w:hAnsi="Calibri"/>
                 <w:b w:val="0"/>
                 <w:color w:val="111111"/>
-                <w:sz w:val="21"/>
+                <w:sz w:val="24"/>
               </w:rPr>
               <w:t>$40</w:t>
             </w:r>
@@ -4378,7 +4388,7 @@
                 <w:rFonts w:ascii="Calibri" w:hAnsi="Calibri"/>
                 <w:b w:val="0"/>
                 <w:color w:val="111111"/>
-                <w:sz w:val="21"/>
+                <w:sz w:val="24"/>
               </w:rPr>
               <w:t>$17.25</w:t>
             </w:r>
@@ -4416,7 +4426,7 @@
                 <w:rFonts w:ascii="Calibri" w:hAnsi="Calibri"/>
                 <w:b w:val="0"/>
                 <w:color w:val="111111"/>
-                <w:sz w:val="21"/>
+                <w:sz w:val="24"/>
               </w:rPr>
               <w:t>Pullover hoodie</w:t>
             </w:r>
@@ -4449,7 +4459,7 @@
                 <w:rFonts w:ascii="Calibri" w:hAnsi="Calibri"/>
                 <w:b w:val="0"/>
                 <w:color w:val="111111"/>
-                <w:sz w:val="21"/>
+                <w:sz w:val="24"/>
               </w:rPr>
               <w:t>$33.25</w:t>
             </w:r>
@@ -4482,7 +4492,7 @@
                 <w:rFonts w:ascii="Calibri" w:hAnsi="Calibri"/>
                 <w:b w:val="0"/>
                 <w:color w:val="111111"/>
-                <w:sz w:val="21"/>
+                <w:sz w:val="24"/>
               </w:rPr>
               <w:t>$50</w:t>
             </w:r>
@@ -4515,7 +4525,7 @@
                 <w:rFonts w:ascii="Calibri" w:hAnsi="Calibri"/>
                 <w:b w:val="0"/>
                 <w:color w:val="111111"/>
-                <w:sz w:val="21"/>
+                <w:sz w:val="24"/>
               </w:rPr>
               <w:t>$16.75</w:t>
             </w:r>
@@ -4553,7 +4563,7 @@
                 <w:rFonts w:ascii="Calibri" w:hAnsi="Calibri"/>
                 <w:b w:val="0"/>
                 <w:color w:val="111111"/>
-                <w:sz w:val="21"/>
+                <w:sz w:val="24"/>
               </w:rPr>
               <w:t>Zip hoodie</w:t>
             </w:r>
@@ -4586,7 +4596,7 @@
                 <w:rFonts w:ascii="Calibri" w:hAnsi="Calibri"/>
                 <w:b w:val="0"/>
                 <w:color w:val="111111"/>
-                <w:sz w:val="21"/>
+                <w:sz w:val="24"/>
               </w:rPr>
               <w:t>$42.75</w:t>
             </w:r>
@@ -4619,7 +4629,7 @@
                 <w:rFonts w:ascii="Calibri" w:hAnsi="Calibri"/>
                 <w:b w:val="0"/>
                 <w:color w:val="111111"/>
-                <w:sz w:val="21"/>
+                <w:sz w:val="24"/>
               </w:rPr>
               <w:t>$60</w:t>
             </w:r>
@@ -4652,7 +4662,7 @@
                 <w:rFonts w:ascii="Calibri" w:hAnsi="Calibri"/>
                 <w:b w:val="0"/>
                 <w:color w:val="111111"/>
-                <w:sz w:val="21"/>
+                <w:sz w:val="24"/>
               </w:rPr>
               <w:t>$17.25</w:t>
             </w:r>
@@ -4937,7 +4947,7 @@
                 <w:rFonts w:ascii="Calibri" w:hAnsi="Calibri"/>
                 <w:b/>
                 <w:color w:val="FFFFFF"/>
-                <w:sz w:val="21"/>
+                <w:sz w:val="24"/>
               </w:rPr>
               <w:t>Verified hours</w:t>
             </w:r>
@@ -4970,7 +4980,7 @@
                 <w:rFonts w:ascii="Calibri" w:hAnsi="Calibri"/>
                 <w:b/>
                 <w:color w:val="FFFFFF"/>
-                <w:sz w:val="21"/>
+                <w:sz w:val="24"/>
               </w:rPr>
               <w:t>Recognition milestone</w:t>
             </w:r>
@@ -5008,7 +5018,7 @@
                 <w:rFonts w:ascii="Calibri" w:hAnsi="Calibri"/>
                 <w:b w:val="0"/>
                 <w:color w:val="111111"/>
-                <w:sz w:val="21"/>
+                <w:sz w:val="24"/>
               </w:rPr>
               <w:t>10</w:t>
             </w:r>
@@ -5041,7 +5051,7 @@
                 <w:rFonts w:ascii="Calibri" w:hAnsi="Calibri"/>
                 <w:b w:val="0"/>
                 <w:color w:val="111111"/>
-                <w:sz w:val="21"/>
+                <w:sz w:val="24"/>
               </w:rPr>
               <w:t>Service Recognition</w:t>
             </w:r>
@@ -5079,7 +5089,7 @@
                 <w:rFonts w:ascii="Calibri" w:hAnsi="Calibri"/>
                 <w:b w:val="0"/>
                 <w:color w:val="111111"/>
-                <w:sz w:val="21"/>
+                <w:sz w:val="24"/>
               </w:rPr>
               <w:t>25</w:t>
             </w:r>
@@ -5112,7 +5122,7 @@
                 <w:rFonts w:ascii="Calibri" w:hAnsi="Calibri"/>
                 <w:b w:val="0"/>
                 <w:color w:val="111111"/>
-                <w:sz w:val="21"/>
+                <w:sz w:val="24"/>
               </w:rPr>
               <w:t>Community Service Recognition</w:t>
             </w:r>
@@ -5150,7 +5160,7 @@
                 <w:rFonts w:ascii="Calibri" w:hAnsi="Calibri"/>
                 <w:b w:val="0"/>
                 <w:color w:val="111111"/>
-                <w:sz w:val="21"/>
+                <w:sz w:val="24"/>
               </w:rPr>
               <w:t>50</w:t>
             </w:r>
@@ -5183,7 +5193,7 @@
                 <w:rFonts w:ascii="Calibri" w:hAnsi="Calibri"/>
                 <w:b w:val="0"/>
                 <w:color w:val="111111"/>
-                <w:sz w:val="21"/>
+                <w:sz w:val="24"/>
               </w:rPr>
               <w:t>Dedicated Service Recognition</w:t>
             </w:r>
@@ -5221,7 +5231,7 @@
                 <w:rFonts w:ascii="Calibri" w:hAnsi="Calibri"/>
                 <w:b w:val="0"/>
                 <w:color w:val="111111"/>
-                <w:sz w:val="21"/>
+                <w:sz w:val="24"/>
               </w:rPr>
               <w:t>100</w:t>
             </w:r>
@@ -5254,7 +5264,7 @@
                 <w:rFonts w:ascii="Calibri" w:hAnsi="Calibri"/>
                 <w:b w:val="0"/>
                 <w:color w:val="111111"/>
-                <w:sz w:val="21"/>
+                <w:sz w:val="24"/>
               </w:rPr>
               <w:t>Outstanding Service Recognition</w:t>
             </w:r>
@@ -5292,7 +5302,7 @@
                 <w:rFonts w:ascii="Calibri" w:hAnsi="Calibri"/>
                 <w:b w:val="0"/>
                 <w:color w:val="111111"/>
-                <w:sz w:val="21"/>
+                <w:sz w:val="24"/>
               </w:rPr>
               <w:t>250</w:t>
             </w:r>
@@ -5325,7 +5335,7 @@
                 <w:rFonts w:ascii="Calibri" w:hAnsi="Calibri"/>
                 <w:b w:val="0"/>
                 <w:color w:val="111111"/>
-                <w:sz w:val="21"/>
+                <w:sz w:val="24"/>
               </w:rPr>
               <w:t>Distinguished Community Service Recognition</w:t>
             </w:r>
@@ -6006,7 +6016,8 @@
     <w:rPr>
       <w:rFonts w:ascii="Calibri" w:hAnsi="Calibri"/>
       <w:color w:val="111111"/>
-      <w:sz w:val="22"/>
+      <w:sz w:val="24"/>
+      <w:szCs w:val="24"/>
     </w:rPr>
   </w:style>
   <w:style w:type="paragraph" w:styleId="Header">
@@ -6283,6 +6294,10 @@
         <w:right w:w="108" w:type="dxa"/>
       </w:tblCellMar>
     </w:tblPr>
+    <w:rPr>
+      <w:sz w:val="24"/>
+      <w:szCs w:val="24"/>
+    </w:rPr>
   </w:style>
   <w:style w:type="numbering" w:default="1" w:styleId="NoList">
     <w:name w:val="No List"/>
@@ -6439,6 +6454,10 @@
     <w:pPr>
       <w:spacing w:after="120"/>
     </w:pPr>
+    <w:rPr>
+      <w:sz w:val="24"/>
+      <w:szCs w:val="24"/>
+    </w:rPr>
   </w:style>
   <w:style w:type="character" w:customStyle="1" w:styleId="BodyTextChar">
     <w:name w:val="Body Text Char"/>
